--- a/PRP申請書類 自動転記ツール/99_data/テンプレート/3種筋腱靭帯系PRP/アセント文書（3種_腱.docx
+++ b/PRP申請書類 自動転記ツール/99_data/テンプレート/3種筋腱靭帯系PRP/アセント文書（3種_腱.docx
@@ -12,6 +12,8 @@
           <w:szCs w:val="52"/>
         </w:rPr>
       </w:pPr>
+      <w:bookmarkStart w:id="0" w:name="_GoBack"/>
+      <w:bookmarkEnd w:id="0"/>
       <w:r>
         <w:rPr>
           <w:rFonts w:hint="eastAsia"/>
@@ -20,19 +22,7 @@
           <w:sz w:val="52"/>
           <w:szCs w:val="52"/>
         </w:rPr>
-        <w:t>PR</w:t>
-      </w:r>
-      <w:bookmarkStart w:id="0" w:name="_GoBack"/>
-      <w:bookmarkEnd w:id="0"/>
-      <w:r>
-        <w:rPr>
-          <w:rFonts w:hint="eastAsia"/>
-          <w:b/>
-          <w:bCs/>
-          <w:sz w:val="52"/>
-          <w:szCs w:val="52"/>
-        </w:rPr>
-        <w:t>P（</w:t>
+        <w:t>PRP（</w:t>
       </w:r>
       <w:r>
         <w:rPr>
@@ -271,7 +261,7 @@
               </wp:anchor>
             </w:drawing>
           </mc:Choice>
-          <mc:Fallback xmlns:cx="http://schemas.microsoft.com/office/drawing/2014/chartex" xmlns:cx1="http://schemas.microsoft.com/office/drawing/2015/9/8/chartex" xmlns:cx2="http://schemas.microsoft.com/office/drawing/2015/10/21/chartex" xmlns:cx3="http://schemas.microsoft.com/office/drawing/2016/5/9/chartex" xmlns:cx4="http://schemas.microsoft.com/office/drawing/2016/5/10/chartex" xmlns:cx5="http://schemas.microsoft.com/office/drawing/2016/5/11/chartex" xmlns:cx6="http://schemas.microsoft.com/office/drawing/2016/5/12/chartex" xmlns:cx7="http://schemas.microsoft.com/office/drawing/2016/5/13/chartex" xmlns:cx8="http://schemas.microsoft.com/office/drawing/2016/5/14/chartex" xmlns:aink="http://schemas.microsoft.com/office/drawing/2016/ink" xmlns:am3d="http://schemas.microsoft.com/office/drawing/2017/model3d" xmlns:oel="http://schemas.microsoft.com/office/2019/extlst" xmlns:w15="http://schemas.microsoft.com/office/word/2012/wordml" xmlns:w16cex="http://schemas.microsoft.com/office/word/2018/wordml/cex" xmlns:w16cid="http://schemas.microsoft.com/office/word/2016/wordml/cid" xmlns:w16="http://schemas.microsoft.com/office/word/2018/wordml" xmlns:w16du="http://schemas.microsoft.com/office/word/2023/wordml/word16du" xmlns:w16sdtdh="http://schemas.microsoft.com/office/word/2020/wordml/sdtdatahash" xmlns:w16sdtfl="http://schemas.microsoft.com/office/word/2024/wordml/sdtformatlock" xmlns:w16se="http://schemas.microsoft.com/office/word/2015/wordml/symex">
+          <mc:Fallback xmlns:w16se="http://schemas.microsoft.com/office/word/2015/wordml/symex" xmlns:w16sdtfl="http://schemas.microsoft.com/office/word/2024/wordml/sdtformatlock" xmlns:w16sdtdh="http://schemas.microsoft.com/office/word/2020/wordml/sdtdatahash" xmlns:w16du="http://schemas.microsoft.com/office/word/2023/wordml/word16du" xmlns:w16="http://schemas.microsoft.com/office/word/2018/wordml" xmlns:w16cid="http://schemas.microsoft.com/office/word/2016/wordml/cid" xmlns:w16cex="http://schemas.microsoft.com/office/word/2018/wordml/cex" xmlns:w15="http://schemas.microsoft.com/office/word/2012/wordml" xmlns:oel="http://schemas.microsoft.com/office/2019/extlst" xmlns:am3d="http://schemas.microsoft.com/office/drawing/2017/model3d" xmlns:aink="http://schemas.microsoft.com/office/drawing/2016/ink" xmlns:cx8="http://schemas.microsoft.com/office/drawing/2016/5/14/chartex" xmlns:cx7="http://schemas.microsoft.com/office/drawing/2016/5/13/chartex" xmlns:cx6="http://schemas.microsoft.com/office/drawing/2016/5/12/chartex" xmlns:cx5="http://schemas.microsoft.com/office/drawing/2016/5/11/chartex" xmlns:cx4="http://schemas.microsoft.com/office/drawing/2016/5/10/chartex" xmlns:cx3="http://schemas.microsoft.com/office/drawing/2016/5/9/chartex" xmlns:cx2="http://schemas.microsoft.com/office/drawing/2015/10/21/chartex" xmlns:cx1="http://schemas.microsoft.com/office/drawing/2015/9/8/chartex" xmlns:cx="http://schemas.microsoft.com/office/drawing/2014/chartex">
             <w:pict>
               <v:rect w14:anchorId="50B4B90B" id="正方形/長方形 4" o:spid="_x0000_s1026" style="position:absolute;left:0;text-align:left;margin-left:62.7pt;margin-top:.5pt;width:360.75pt;height:200.25pt;z-index:251656190;visibility:visible;mso-wrap-style:square;mso-width-percent:0;mso-height-percent:0;mso-wrap-distance-left:9pt;mso-wrap-distance-top:0;mso-wrap-distance-right:9pt;mso-wrap-distance-bottom:0;mso-position-horizontal:absolute;mso-position-horizontal-relative:margin;mso-position-vertical:absolute;mso-position-vertical-relative:text;mso-width-percent:0;mso-height-percent:0;mso-width-relative:margin;mso-height-relative:margin;v-text-anchor:middle" o:gfxdata="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" fillcolor="#83d3ff" stroked="f" strokeweight="1pt">
                 <v:fill color2="#dbf0ff" rotate="t" angle="180" colors="0 #83d3ff;.5 #b5e2ff;1 #dbf0ff" focus="100%" type="gradient"/>
@@ -452,7 +442,7 @@
               </wp:anchor>
             </w:drawing>
           </mc:Choice>
-          <mc:Fallback xmlns:cx="http://schemas.microsoft.com/office/drawing/2014/chartex" xmlns:cx1="http://schemas.microsoft.com/office/drawing/2015/9/8/chartex" xmlns:cx2="http://schemas.microsoft.com/office/drawing/2015/10/21/chartex" xmlns:cx3="http://schemas.microsoft.com/office/drawing/2016/5/9/chartex" xmlns:cx4="http://schemas.microsoft.com/office/drawing/2016/5/10/chartex" xmlns:cx5="http://schemas.microsoft.com/office/drawing/2016/5/11/chartex" xmlns:cx6="http://schemas.microsoft.com/office/drawing/2016/5/12/chartex" xmlns:cx7="http://schemas.microsoft.com/office/drawing/2016/5/13/chartex" xmlns:cx8="http://schemas.microsoft.com/office/drawing/2016/5/14/chartex" xmlns:aink="http://schemas.microsoft.com/office/drawing/2016/ink" xmlns:am3d="http://schemas.microsoft.com/office/drawing/2017/model3d" xmlns:oel="http://schemas.microsoft.com/office/2019/extlst" xmlns:w15="http://schemas.microsoft.com/office/word/2012/wordml" xmlns:w16cex="http://schemas.microsoft.com/office/word/2018/wordml/cex" xmlns:w16cid="http://schemas.microsoft.com/office/word/2016/wordml/cid" xmlns:w16="http://schemas.microsoft.com/office/word/2018/wordml" xmlns:w16du="http://schemas.microsoft.com/office/word/2023/wordml/word16du" xmlns:w16sdtdh="http://schemas.microsoft.com/office/word/2020/wordml/sdtdatahash" xmlns:w16sdtfl="http://schemas.microsoft.com/office/word/2024/wordml/sdtformatlock" xmlns:w16se="http://schemas.microsoft.com/office/word/2015/wordml/symex">
+          <mc:Fallback xmlns:w16se="http://schemas.microsoft.com/office/word/2015/wordml/symex" xmlns:w16sdtfl="http://schemas.microsoft.com/office/word/2024/wordml/sdtformatlock" xmlns:w16sdtdh="http://schemas.microsoft.com/office/word/2020/wordml/sdtdatahash" xmlns:w16du="http://schemas.microsoft.com/office/word/2023/wordml/word16du" xmlns:w16="http://schemas.microsoft.com/office/word/2018/wordml" xmlns:w16cid="http://schemas.microsoft.com/office/word/2016/wordml/cid" xmlns:w16cex="http://schemas.microsoft.com/office/word/2018/wordml/cex" xmlns:w15="http://schemas.microsoft.com/office/word/2012/wordml" xmlns:oel="http://schemas.microsoft.com/office/2019/extlst" xmlns:am3d="http://schemas.microsoft.com/office/drawing/2017/model3d" xmlns:aink="http://schemas.microsoft.com/office/drawing/2016/ink" xmlns:cx8="http://schemas.microsoft.com/office/drawing/2016/5/14/chartex" xmlns:cx7="http://schemas.microsoft.com/office/drawing/2016/5/13/chartex" xmlns:cx6="http://schemas.microsoft.com/office/drawing/2016/5/12/chartex" xmlns:cx5="http://schemas.microsoft.com/office/drawing/2016/5/11/chartex" xmlns:cx4="http://schemas.microsoft.com/office/drawing/2016/5/10/chartex" xmlns:cx3="http://schemas.microsoft.com/office/drawing/2016/5/9/chartex" xmlns:cx2="http://schemas.microsoft.com/office/drawing/2015/10/21/chartex" xmlns:cx1="http://schemas.microsoft.com/office/drawing/2015/9/8/chartex" xmlns:cx="http://schemas.microsoft.com/office/drawing/2014/chartex">
             <w:pict>
               <v:rect w14:anchorId="686FBFD9" id="正方形/長方形 2" o:spid="_x0000_s1026" style="position:absolute;left:0;text-align:left;margin-left:62.85pt;margin-top:2.75pt;width:360.75pt;height:106.5pt;z-index:251657215;visibility:visible;mso-wrap-style:square;mso-width-percent:0;mso-height-percent:0;mso-wrap-distance-left:9pt;mso-wrap-distance-top:0;mso-wrap-distance-right:9pt;mso-wrap-distance-bottom:0;mso-position-horizontal:absolute;mso-position-horizontal-relative:margin;mso-position-vertical:absolute;mso-position-vertical-relative:text;mso-width-percent:0;mso-height-percent:0;mso-width-relative:margin;mso-height-relative:margin;v-text-anchor:middle" o:gfxdata="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" fillcolor="#8fdea0" stroked="f" strokeweight="1pt">
                 <v:fill color2="#dff3e3" rotate="t" angle="180" colors="0 #8fdea0;.5 #bce9c5;1 #dff3e3" focus="100%" type="gradient"/>
@@ -3142,12 +3132,6 @@
     </w:p>
     <w:p>
       <w:pPr>
-        <w:pStyle w:val="a3"/>
-        <w:ind w:leftChars="0" w:left="420"/>
-      </w:pPr>
-    </w:p>
-    <w:p>
-      <w:pPr>
         <w:ind w:left="420"/>
         <w:rPr>
           <w:b/>
@@ -3160,6 +3144,7 @@
           <w:b/>
           <w:bCs/>
         </w:rPr>
+        <w:lastRenderedPageBreak/>
         <w:t>【</w:t>
       </w:r>
       <w:r>
@@ -3491,12 +3476,6 @@
       <w:pPr>
         <w:pStyle w:val="a3"/>
         <w:ind w:leftChars="0" w:left="420"/>
-      </w:pPr>
-    </w:p>
-    <w:p>
-      <w:pPr>
-        <w:pStyle w:val="a3"/>
-        <w:ind w:leftChars="0" w:left="420"/>
         <w:rPr>
           <w:b/>
           <w:bCs/>
@@ -3684,6 +3663,9 @@
         <w:ind w:leftChars="0" w:left="986" w:hanging="357"/>
       </w:pPr>
       <w:r>
+        <w:rPr>
+          <w:color w:val="00B050"/>
+        </w:rPr>
         <w:ruby>
           <w:rubyPr>
             <w:rubyAlign w:val="distributeSpace"/>
@@ -3712,324 +3694,30 @@
         <w:rPr>
           <w:rFonts w:hint="eastAsia"/>
         </w:rPr>
-        <w:t>をします。　　　②</w:t>
-      </w:r>
-      <w:r>
-        <w:ruby>
-          <w:rubyPr>
-            <w:rubyAlign w:val="distributeSpace"/>
-            <w:hps w:val="10"/>
-            <w:hpsRaise w:val="18"/>
-            <w:hpsBaseText w:val="21"/>
-            <w:lid w:val="ja-JP"/>
-          </w:rubyPr>
-          <w:rt>
-            <w:r>
-              <w:rPr>
-                <w:rFonts w:ascii="游明朝" w:eastAsia="游明朝" w:hAnsi="游明朝"/>
-                <w:sz w:val="10"/>
-              </w:rPr>
-              <w:t>さいけつ</w:t>
-            </w:r>
-          </w:rt>
-          <w:rubyBase>
-            <w:r>
-              <w:t>採血</w:t>
-            </w:r>
-          </w:rubyBase>
-        </w:ruby>
-      </w:r>
-      <w:r>
-        <w:rPr>
-          <w:rFonts w:hint="eastAsia"/>
-        </w:rPr>
-        <w:t>します。　　　③PRPを</w:t>
-      </w:r>
-      <w:r>
-        <w:t>作</w:t>
-      </w:r>
-      <w:r>
-        <w:rPr>
-          <w:rFonts w:hint="eastAsia"/>
-        </w:rPr>
-        <w:t>ります。　④</w:t>
-      </w:r>
-      <w:r>
-        <w:ruby>
-          <w:rubyPr>
-            <w:rubyAlign w:val="distributeSpace"/>
-            <w:hps w:val="10"/>
-            <w:hpsRaise w:val="18"/>
-            <w:hpsBaseText w:val="21"/>
-            <w:lid w:val="ja-JP"/>
-          </w:rubyPr>
-          <w:rt>
-            <w:r>
-              <w:rPr>
-                <w:rFonts w:ascii="游明朝" w:eastAsia="游明朝" w:hAnsi="游明朝"/>
-                <w:sz w:val="10"/>
-              </w:rPr>
-              <w:t>かんぶ</w:t>
-            </w:r>
-          </w:rt>
-          <w:rubyBase>
-            <w:r>
-              <w:t>患部</w:t>
-            </w:r>
-          </w:rubyBase>
-        </w:ruby>
-      </w:r>
-      <w:r>
-        <w:rPr>
-          <w:rFonts w:hint="eastAsia"/>
-        </w:rPr>
-        <w:t>に</w:t>
-      </w:r>
-      <w:r>
-        <w:ruby>
-          <w:rubyPr>
-            <w:rubyAlign w:val="distributeSpace"/>
-            <w:hps w:val="10"/>
-            <w:hpsRaise w:val="18"/>
-            <w:hpsBaseText w:val="21"/>
-            <w:lid w:val="ja-JP"/>
-          </w:rubyPr>
-          <w:rt>
-            <w:r>
-              <w:rPr>
-                <w:rFonts w:ascii="游明朝" w:eastAsia="游明朝" w:hAnsi="游明朝"/>
-                <w:sz w:val="10"/>
-              </w:rPr>
-              <w:t>ちゅうにゅう</w:t>
-            </w:r>
-          </w:rt>
-          <w:rubyBase>
-            <w:r>
-              <w:t>注入</w:t>
-            </w:r>
-          </w:rubyBase>
-        </w:ruby>
-      </w:r>
-      <w:r>
-        <w:rPr>
-          <w:rFonts w:hint="eastAsia"/>
-        </w:rPr>
-        <w:t>します。</w:t>
-      </w:r>
-      <w:r>
-        <w:br/>
-      </w:r>
-      <w:r>
-        <w:rPr>
-          <w:rFonts w:hint="eastAsia"/>
-        </w:rPr>
-        <w:t xml:space="preserve">　　　　　　　　　</w:t>
-      </w:r>
-      <w:r>
-        <w:rPr>
-          <w:rFonts w:hint="eastAsia"/>
-          <w:color w:val="EE0000"/>
-        </w:rPr>
-        <w:t xml:space="preserve">　※</w:t>
-      </w:r>
-      <w:r>
-        <w:rPr>
-          <w:color w:val="EE0000"/>
-        </w:rPr>
-        <w:ruby>
-          <w:rubyPr>
-            <w:rubyAlign w:val="distributeSpace"/>
-            <w:hps w:val="10"/>
-            <w:hpsRaise w:val="18"/>
-            <w:hpsBaseText w:val="21"/>
-            <w:lid w:val="ja-JP"/>
-          </w:rubyPr>
-          <w:rt>
-            <w:r>
-              <w:rPr>
-                <w:rFonts w:ascii="游明朝" w:eastAsia="游明朝" w:hAnsi="游明朝"/>
-                <w:color w:val="EE0000"/>
-                <w:sz w:val="10"/>
-              </w:rPr>
-              <w:t>やく</w:t>
-            </w:r>
-          </w:rt>
-          <w:rubyBase>
-            <w:r>
-              <w:rPr>
-                <w:color w:val="EE0000"/>
-              </w:rPr>
-              <w:t>約</w:t>
-            </w:r>
-          </w:rubyBase>
-        </w:ruby>
-      </w:r>
-      <w:r>
-        <w:rPr>
-          <w:rFonts w:hint="eastAsia"/>
-          <w:color w:val="00B050"/>
-        </w:rPr>
-        <w:t>{{必要な採血量}}</w:t>
-      </w:r>
-      <w:r>
-        <w:rPr>
-          <w:rFonts w:hint="eastAsia"/>
-          <w:color w:val="EE0000"/>
-        </w:rPr>
-        <w:t xml:space="preserve">   　　</w:t>
-      </w:r>
-      <w:r>
-        <w:rPr>
-          <w:rFonts w:hint="eastAsia"/>
-          <w:color w:val="EE0000"/>
-          <w:sz w:val="18"/>
-          <w:szCs w:val="20"/>
-        </w:rPr>
-        <w:t>※</w:t>
-      </w:r>
-      <w:r>
-        <w:rPr>
-          <w:color w:val="EE0000"/>
-          <w:sz w:val="18"/>
-          <w:szCs w:val="20"/>
-        </w:rPr>
-        <w:ruby>
-          <w:rubyPr>
-            <w:rubyAlign w:val="distributeSpace"/>
-            <w:hps w:val="10"/>
-            <w:hpsRaise w:val="18"/>
-            <w:hpsBaseText w:val="18"/>
-            <w:lid w:val="ja-JP"/>
-          </w:rubyPr>
-          <w:rt>
-            <w:r>
-              <w:rPr>
-                <w:rFonts w:ascii="游明朝" w:eastAsia="游明朝" w:hAnsi="游明朝"/>
-                <w:color w:val="EE0000"/>
-                <w:sz w:val="6"/>
-                <w:szCs w:val="20"/>
-              </w:rPr>
-              <w:t>えんしん</w:t>
-            </w:r>
-          </w:rt>
-          <w:rubyBase>
-            <w:r>
-              <w:rPr>
-                <w:color w:val="EE0000"/>
-                <w:sz w:val="18"/>
-                <w:szCs w:val="20"/>
-              </w:rPr>
-              <w:t>遠心</w:t>
-            </w:r>
-          </w:rubyBase>
-        </w:ruby>
-      </w:r>
-      <w:r>
-        <w:rPr>
-          <w:color w:val="EE0000"/>
-          <w:sz w:val="18"/>
-          <w:szCs w:val="20"/>
-        </w:rPr>
-        <w:ruby>
-          <w:rubyPr>
-            <w:rubyAlign w:val="distributeSpace"/>
-            <w:hps w:val="10"/>
-            <w:hpsRaise w:val="18"/>
-            <w:hpsBaseText w:val="18"/>
-            <w:lid w:val="ja-JP"/>
-          </w:rubyPr>
-          <w:rt>
-            <w:r>
-              <w:rPr>
-                <w:rFonts w:ascii="游明朝" w:eastAsia="游明朝" w:hAnsi="游明朝"/>
-                <w:color w:val="EE0000"/>
-                <w:sz w:val="6"/>
-                <w:szCs w:val="20"/>
-              </w:rPr>
-              <w:t>ぶんり</w:t>
-            </w:r>
-          </w:rt>
-          <w:rubyBase>
-            <w:r>
-              <w:rPr>
-                <w:color w:val="EE0000"/>
-                <w:sz w:val="18"/>
-                <w:szCs w:val="20"/>
-              </w:rPr>
-              <w:t>分離</w:t>
-            </w:r>
-          </w:rubyBase>
-        </w:ruby>
-      </w:r>
-      <w:r>
-        <w:rPr>
-          <w:rFonts w:hint="eastAsia"/>
-          <w:color w:val="EE0000"/>
-          <w:sz w:val="18"/>
-          <w:szCs w:val="20"/>
-        </w:rPr>
-        <w:t>・</w:t>
-      </w:r>
-      <w:r>
-        <w:rPr>
-          <w:color w:val="EE0000"/>
-          <w:sz w:val="18"/>
-          <w:szCs w:val="20"/>
-        </w:rPr>
-        <w:ruby>
-          <w:rubyPr>
-            <w:rubyAlign w:val="distributeSpace"/>
-            <w:hps w:val="10"/>
-            <w:hpsRaise w:val="18"/>
-            <w:hpsBaseText w:val="18"/>
-            <w:lid w:val="ja-JP"/>
-          </w:rubyPr>
-          <w:rt>
-            <w:r>
-              <w:rPr>
-                <w:rFonts w:ascii="游明朝" w:eastAsia="游明朝" w:hAnsi="游明朝"/>
-                <w:color w:val="EE0000"/>
-                <w:sz w:val="6"/>
-                <w:szCs w:val="20"/>
-              </w:rPr>
-              <w:t>ちょうせい</w:t>
-            </w:r>
-          </w:rt>
-          <w:rubyBase>
-            <w:r>
-              <w:rPr>
-                <w:color w:val="EE0000"/>
-                <w:sz w:val="18"/>
-                <w:szCs w:val="20"/>
-              </w:rPr>
-              <w:t>調製</w:t>
-            </w:r>
-          </w:rubyBase>
-        </w:ruby>
+        <w:t>をします。</w:t>
       </w:r>
     </w:p>
     <w:p>
       <w:pPr>
-        <w:pStyle w:val="a3"/>
-        <w:ind w:leftChars="0" w:left="420" w:firstLineChars="100" w:firstLine="210"/>
+        <w:spacing w:line="320" w:lineRule="exact"/>
       </w:pPr>
       <w:r>
         <w:rPr>
           <w:noProof/>
         </w:rPr>
         <w:drawing>
-          <wp:anchor distT="0" distB="0" distL="114300" distR="114300" simplePos="0" relativeHeight="251658246" behindDoc="0" locked="0" layoutInCell="1" allowOverlap="1" wp14:anchorId="6A46DF9A" wp14:editId="7E29C703">
+          <wp:anchor distT="0" distB="0" distL="114300" distR="114300" simplePos="0" relativeHeight="251667463" behindDoc="0" locked="0" layoutInCell="1" allowOverlap="1" wp14:anchorId="0148DB4D" wp14:editId="6311D118">
             <wp:simplePos x="0" y="0"/>
-            <wp:positionH relativeFrom="margin">
-              <wp:align>right</wp:align>
+            <wp:positionH relativeFrom="column">
+              <wp:posOffset>575310</wp:posOffset>
             </wp:positionH>
             <wp:positionV relativeFrom="paragraph">
-              <wp:posOffset>34594</wp:posOffset>
+              <wp:posOffset>50165</wp:posOffset>
             </wp:positionV>
-            <wp:extent cx="1211580" cy="1211580"/>
-            <wp:effectExtent l="0" t="0" r="7620" b="7620"/>
-            <wp:wrapNone/>
-            <wp:docPr id="1438405312" name="図 1438405312" descr="ダイアグラム&#10;&#10;自動的に生成された説明"/>
+            <wp:extent cx="1014730" cy="1022350"/>
+            <wp:effectExtent l="0" t="0" r="0" b="6350"/>
+            <wp:wrapSquare wrapText="bothSides"/>
+            <wp:docPr id="7" name="図 7"/>
             <wp:cNvGraphicFramePr>
               <a:graphicFrameLocks xmlns:a="http://schemas.openxmlformats.org/drawingml/2006/main" noChangeAspect="1"/>
             </wp:cNvGraphicFramePr>
@@ -4037,13 +3725,347 @@
               <a:graphicData uri="http://schemas.openxmlformats.org/drawingml/2006/picture">
                 <pic:pic xmlns:pic="http://schemas.openxmlformats.org/drawingml/2006/picture">
                   <pic:nvPicPr>
-                    <pic:cNvPr id="1438405312" name="図 2" descr="ダイアグラム&#10;&#10;自動的に生成された説明"/>
+                    <pic:cNvPr id="0" name="Picture 4"/>
+                    <pic:cNvPicPr>
+                      <a:picLocks noChangeAspect="1" noChangeArrowheads="1"/>
+                    </pic:cNvPicPr>
+                  </pic:nvPicPr>
+                  <pic:blipFill rotWithShape="1">
+                    <a:blip r:embed="rId16" cstate="print">
+                      <a:extLst>
+                        <a:ext uri="{28A0092B-C50C-407E-A947-70E740481C1C}">
+                          <a14:useLocalDpi xmlns:a14="http://schemas.microsoft.com/office/drawing/2010/main" val="0"/>
+                        </a:ext>
+                      </a:extLst>
+                    </a:blip>
+                    <a:srcRect l="12645" r="12922"/>
+                    <a:stretch/>
+                  </pic:blipFill>
+                  <pic:spPr bwMode="auto">
+                    <a:xfrm>
+                      <a:off x="0" y="0"/>
+                      <a:ext cx="1014730" cy="1022350"/>
+                    </a:xfrm>
+                    <a:prstGeom prst="rect">
+                      <a:avLst/>
+                    </a:prstGeom>
+                    <a:noFill/>
+                    <a:ln>
+                      <a:noFill/>
+                    </a:ln>
+                    <a:extLst>
+                      <a:ext uri="{53640926-AAD7-44D8-BBD7-CCE9431645EC}">
+                        <a14:shadowObscured xmlns:a14="http://schemas.microsoft.com/office/drawing/2010/main"/>
+                      </a:ext>
+                    </a:extLst>
+                  </pic:spPr>
+                </pic:pic>
+              </a:graphicData>
+            </a:graphic>
+            <wp14:sizeRelH relativeFrom="page">
+              <wp14:pctWidth>0</wp14:pctWidth>
+            </wp14:sizeRelH>
+            <wp14:sizeRelV relativeFrom="page">
+              <wp14:pctHeight>0</wp14:pctHeight>
+            </wp14:sizeRelV>
+          </wp:anchor>
+        </w:drawing>
+      </w:r>
+    </w:p>
+    <w:p>
+      <w:pPr>
+        <w:spacing w:line="320" w:lineRule="exact"/>
+      </w:pPr>
+    </w:p>
+    <w:p>
+      <w:pPr>
+        <w:spacing w:line="320" w:lineRule="exact"/>
+      </w:pPr>
+    </w:p>
+    <w:p>
+      <w:pPr>
+        <w:spacing w:line="320" w:lineRule="exact"/>
+      </w:pPr>
+    </w:p>
+    <w:p>
+      <w:pPr>
+        <w:spacing w:line="320" w:lineRule="exact"/>
+      </w:pPr>
+    </w:p>
+    <w:p>
+      <w:pPr>
+        <w:spacing w:line="320" w:lineRule="exact"/>
+      </w:pPr>
+    </w:p>
+    <w:p>
+      <w:pPr>
+        <w:pStyle w:val="a3"/>
+        <w:numPr>
+          <w:ilvl w:val="0"/>
+          <w:numId w:val="2"/>
+        </w:numPr>
+        <w:spacing w:line="320" w:lineRule="exact"/>
+        <w:ind w:leftChars="0" w:left="986" w:hanging="357"/>
+      </w:pPr>
+      <w:r>
+        <w:ruby>
+          <w:rubyPr>
+            <w:rubyAlign w:val="distributeSpace"/>
+            <w:hps w:val="10"/>
+            <w:hpsRaise w:val="18"/>
+            <w:hpsBaseText w:val="21"/>
+            <w:lid w:val="ja-JP"/>
+          </w:rubyPr>
+          <w:rt>
+            <w:r>
+              <w:rPr>
+                <w:rFonts w:ascii="游明朝" w:eastAsia="游明朝" w:hAnsi="游明朝"/>
+                <w:sz w:val="10"/>
+              </w:rPr>
+              <w:t>さいけつ</w:t>
+            </w:r>
+          </w:rt>
+          <w:rubyBase>
+            <w:r>
+              <w:t>採血</w:t>
+            </w:r>
+          </w:rubyBase>
+        </w:ruby>
+      </w:r>
+      <w:r>
+        <w:rPr>
+          <w:rFonts w:hint="eastAsia"/>
+        </w:rPr>
+        <w:t>します。</w:t>
+      </w:r>
+    </w:p>
+    <w:p>
+      <w:pPr>
+        <w:pStyle w:val="a3"/>
+        <w:spacing w:line="320" w:lineRule="exact"/>
+        <w:ind w:leftChars="0" w:left="986"/>
+      </w:pPr>
+      <w:r>
+        <w:rPr>
+          <w:noProof/>
+        </w:rPr>
+        <w:drawing>
+          <wp:anchor distT="0" distB="0" distL="114300" distR="114300" simplePos="0" relativeHeight="251668487" behindDoc="0" locked="0" layoutInCell="1" allowOverlap="1" wp14:anchorId="3D8F616F" wp14:editId="4099AADA">
+            <wp:simplePos x="0" y="0"/>
+            <wp:positionH relativeFrom="margin">
+              <wp:posOffset>641985</wp:posOffset>
+            </wp:positionH>
+            <wp:positionV relativeFrom="paragraph">
+              <wp:posOffset>81280</wp:posOffset>
+            </wp:positionV>
+            <wp:extent cx="1028700" cy="970915"/>
+            <wp:effectExtent l="0" t="0" r="0" b="635"/>
+            <wp:wrapSquare wrapText="bothSides"/>
+            <wp:docPr id="6" name="図 6" descr="じょうごグラフ&#10;&#10;自動的に生成された説明"/>
+            <wp:cNvGraphicFramePr>
+              <a:graphicFrameLocks xmlns:a="http://schemas.openxmlformats.org/drawingml/2006/main" noChangeAspect="1"/>
+            </wp:cNvGraphicFramePr>
+            <a:graphic xmlns:a="http://schemas.openxmlformats.org/drawingml/2006/main">
+              <a:graphicData uri="http://schemas.openxmlformats.org/drawingml/2006/picture">
+                <pic:pic xmlns:pic="http://schemas.openxmlformats.org/drawingml/2006/picture">
+                  <pic:nvPicPr>
+                    <pic:cNvPr id="6" name="図 6" descr="じょうごグラフ&#10;&#10;自動的に生成された説明"/>
+                    <pic:cNvPicPr/>
+                  </pic:nvPicPr>
+                  <pic:blipFill rotWithShape="1">
+                    <a:blip r:embed="rId15">
+                      <a:extLst>
+                        <a:ext uri="{28A0092B-C50C-407E-A947-70E740481C1C}">
+                          <a14:useLocalDpi xmlns:a14="http://schemas.microsoft.com/office/drawing/2010/main" val="0"/>
+                        </a:ext>
+                      </a:extLst>
+                    </a:blip>
+                    <a:srcRect l="2957" r="73935" b="11055"/>
+                    <a:stretch/>
+                  </pic:blipFill>
+                  <pic:spPr bwMode="auto">
+                    <a:xfrm>
+                      <a:off x="0" y="0"/>
+                      <a:ext cx="1028700" cy="970915"/>
+                    </a:xfrm>
+                    <a:prstGeom prst="rect">
+                      <a:avLst/>
+                    </a:prstGeom>
+                    <a:ln>
+                      <a:noFill/>
+                    </a:ln>
+                    <a:extLst>
+                      <a:ext uri="{53640926-AAD7-44D8-BBD7-CCE9431645EC}">
+                        <a14:shadowObscured xmlns:a14="http://schemas.microsoft.com/office/drawing/2010/main"/>
+                      </a:ext>
+                    </a:extLst>
+                  </pic:spPr>
+                </pic:pic>
+              </a:graphicData>
+            </a:graphic>
+            <wp14:sizeRelH relativeFrom="margin">
+              <wp14:pctWidth>0</wp14:pctWidth>
+            </wp14:sizeRelH>
+            <wp14:sizeRelV relativeFrom="margin">
+              <wp14:pctHeight>0</wp14:pctHeight>
+            </wp14:sizeRelV>
+          </wp:anchor>
+        </w:drawing>
+      </w:r>
+    </w:p>
+    <w:p>
+      <w:pPr>
+        <w:pStyle w:val="a3"/>
+        <w:spacing w:line="320" w:lineRule="exact"/>
+        <w:ind w:leftChars="0" w:left="986"/>
+      </w:pPr>
+    </w:p>
+    <w:p>
+      <w:pPr>
+        <w:pStyle w:val="a3"/>
+        <w:spacing w:line="320" w:lineRule="exact"/>
+        <w:ind w:leftChars="0" w:left="986"/>
+      </w:pPr>
+    </w:p>
+    <w:p>
+      <w:pPr>
+        <w:pStyle w:val="a3"/>
+        <w:spacing w:line="320" w:lineRule="exact"/>
+        <w:ind w:leftChars="0" w:left="986"/>
+      </w:pPr>
+    </w:p>
+    <w:p>
+      <w:pPr>
+        <w:pStyle w:val="a3"/>
+        <w:spacing w:line="320" w:lineRule="exact"/>
+        <w:ind w:leftChars="0" w:left="986"/>
+      </w:pPr>
+    </w:p>
+    <w:p>
+      <w:pPr>
+        <w:pStyle w:val="a3"/>
+        <w:spacing w:line="320" w:lineRule="exact"/>
+        <w:ind w:leftChars="0" w:left="986"/>
+      </w:pPr>
+    </w:p>
+    <w:p>
+      <w:pPr>
+        <w:pStyle w:val="a3"/>
+        <w:numPr>
+          <w:ilvl w:val="0"/>
+          <w:numId w:val="2"/>
+        </w:numPr>
+        <w:spacing w:line="320" w:lineRule="exact"/>
+        <w:ind w:leftChars="0" w:left="986" w:hanging="357"/>
+      </w:pPr>
+      <w:r>
+        <w:rPr>
+          <w:rFonts w:hint="eastAsia"/>
+        </w:rPr>
+        <w:t>PRPを</w:t>
+      </w:r>
+      <w:r>
+        <w:t>作</w:t>
+      </w:r>
+      <w:r>
+        <w:rPr>
+          <w:rFonts w:hint="eastAsia"/>
+        </w:rPr>
+        <w:t>ります。</w:t>
+      </w:r>
+      <w:r>
+        <w:br/>
+      </w:r>
+      <w:r>
+        <w:rPr>
+          <w:rFonts w:hint="eastAsia"/>
+          <w:color w:val="EE0000"/>
+        </w:rPr>
+        <w:t>※</w:t>
+      </w:r>
+      <w:r>
+        <w:rPr>
+          <w:color w:val="EE0000"/>
+        </w:rPr>
+        <w:ruby>
+          <w:rubyPr>
+            <w:rubyAlign w:val="distributeSpace"/>
+            <w:hps w:val="10"/>
+            <w:hpsRaise w:val="18"/>
+            <w:hpsBaseText w:val="21"/>
+            <w:lid w:val="ja-JP"/>
+          </w:rubyPr>
+          <w:rt>
+            <w:r>
+              <w:rPr>
+                <w:rFonts w:ascii="游明朝" w:eastAsia="游明朝" w:hAnsi="游明朝"/>
+                <w:color w:val="EE0000"/>
+                <w:sz w:val="10"/>
+              </w:rPr>
+              <w:t>やく</w:t>
+            </w:r>
+          </w:rt>
+          <w:rubyBase>
+            <w:r>
+              <w:rPr>
+                <w:color w:val="EE0000"/>
+              </w:rPr>
+              <w:t>約</w:t>
+            </w:r>
+          </w:rubyBase>
+        </w:ruby>
+      </w:r>
+      <w:r>
+        <w:rPr>
+          <w:rFonts w:hint="eastAsia"/>
+          <w:color w:val="00B050"/>
+        </w:rPr>
+        <w:t>{{必要な採血量}}</w:t>
+      </w:r>
+    </w:p>
+    <w:p>
+      <w:pPr>
+        <w:spacing w:line="320" w:lineRule="exact"/>
+      </w:pPr>
+      <w:r>
+        <w:rPr>
+          <w:noProof/>
+        </w:rPr>
+        <w:drawing>
+          <wp:anchor distT="0" distB="0" distL="114300" distR="114300" simplePos="0" relativeHeight="251665415" behindDoc="0" locked="0" layoutInCell="1" allowOverlap="1" wp14:anchorId="623C4AA1" wp14:editId="3E07EFBC">
+            <wp:simplePos x="0" y="0"/>
+            <wp:positionH relativeFrom="column">
+              <wp:posOffset>652145</wp:posOffset>
+            </wp:positionH>
+            <wp:positionV relativeFrom="paragraph">
+              <wp:posOffset>67945</wp:posOffset>
+            </wp:positionV>
+            <wp:extent cx="657225" cy="1037590"/>
+            <wp:effectExtent l="0" t="0" r="9525" b="0"/>
+            <wp:wrapThrough wrapText="bothSides">
+              <wp:wrapPolygon edited="0">
+                <wp:start x="0" y="0"/>
+                <wp:lineTo x="0" y="21018"/>
+                <wp:lineTo x="21287" y="21018"/>
+                <wp:lineTo x="21287" y="0"/>
+                <wp:lineTo x="0" y="0"/>
+              </wp:wrapPolygon>
+            </wp:wrapThrough>
+            <wp:docPr id="1620675113" name="図 13" descr="グラフ&#10;&#10;自動的に生成された説明"/>
+            <wp:cNvGraphicFramePr>
+              <a:graphicFrameLocks xmlns:a="http://schemas.openxmlformats.org/drawingml/2006/main" noChangeAspect="1"/>
+            </wp:cNvGraphicFramePr>
+            <a:graphic xmlns:a="http://schemas.openxmlformats.org/drawingml/2006/main">
+              <a:graphicData uri="http://schemas.openxmlformats.org/drawingml/2006/picture">
+                <pic:pic xmlns:pic="http://schemas.openxmlformats.org/drawingml/2006/picture">
+                  <pic:nvPicPr>
+                    <pic:cNvPr id="1174181180" name="図 13" descr="グラフ&#10;&#10;自動的に生成された説明"/>
                     <pic:cNvPicPr>
                       <a:picLocks noChangeAspect="1" noChangeArrowheads="1"/>
                     </pic:cNvPicPr>
                   </pic:nvPicPr>
                   <pic:blipFill>
-                    <a:blip r:embed="rId16" cstate="print">
+                    <a:blip r:embed="rId17" cstate="print">
                       <a:extLst>
                         <a:ext uri="{28A0092B-C50C-407E-A947-70E740481C1C}">
                           <a14:useLocalDpi xmlns:a14="http://schemas.microsoft.com/office/drawing/2010/main" val="0"/>
@@ -4058,7 +4080,7 @@
                   <pic:spPr bwMode="auto">
                     <a:xfrm>
                       <a:off x="0" y="0"/>
-                      <a:ext cx="1211580" cy="1211580"/>
+                      <a:ext cx="657225" cy="1037590"/>
                     </a:xfrm>
                     <a:prstGeom prst="rect">
                       <a:avLst/>
@@ -4080,22 +4102,35 @@
           </wp:anchor>
         </w:drawing>
       </w:r>
-      <w:r>
-        <w:rPr>
-          <w:rFonts w:ascii="メイリオ" w:eastAsia="メイリオ" w:hAnsi="メイリオ" w:cs="メイリオ"/>
+    </w:p>
+    <w:p>
+      <w:pPr>
+        <w:spacing w:line="320" w:lineRule="exact"/>
+      </w:pPr>
+    </w:p>
+    <w:p>
+      <w:pPr>
+        <w:spacing w:line="320" w:lineRule="exact"/>
+      </w:pPr>
+    </w:p>
+    <w:p>
+      <w:pPr>
+        <w:spacing w:line="320" w:lineRule="exact"/>
+      </w:pPr>
+      <w:r>
+        <w:rPr>
           <w:noProof/>
-          <w:sz w:val="22"/>
         </w:rPr>
         <mc:AlternateContent>
           <mc:Choice Requires="wps">
             <w:drawing>
-              <wp:anchor distT="0" distB="0" distL="114300" distR="114300" simplePos="0" relativeHeight="251666439" behindDoc="0" locked="0" layoutInCell="1" allowOverlap="1" wp14:anchorId="1B2D1AB0" wp14:editId="5D1B7602">
+              <wp:anchor distT="0" distB="0" distL="114300" distR="114300" simplePos="0" relativeHeight="251666439" behindDoc="0" locked="0" layoutInCell="1" allowOverlap="1" wp14:anchorId="5184D2B1" wp14:editId="6F93B082">
                 <wp:simplePos x="0" y="0"/>
                 <wp:positionH relativeFrom="column">
-                  <wp:posOffset>4038600</wp:posOffset>
+                  <wp:posOffset>1316355</wp:posOffset>
                 </wp:positionH>
                 <wp:positionV relativeFrom="paragraph">
-                  <wp:posOffset>752475</wp:posOffset>
+                  <wp:posOffset>24765</wp:posOffset>
                 </wp:positionV>
                 <wp:extent cx="464820" cy="220980"/>
                 <wp:effectExtent l="0" t="0" r="0" b="7620"/>
@@ -4181,7 +4216,7 @@
                 <v:stroke joinstyle="miter"/>
                 <v:path gradientshapeok="t" o:connecttype="rect"/>
               </v:shapetype>
-              <v:shape id="テキスト ボックス 7" o:spid="_x0000_s1026" type="#_x0000_t202" style="position:absolute;left:0;text-align:left;margin-left:318pt;margin-top:59.25pt;width:36.6pt;height:17.4pt;flip:x;z-index:251666439;visibility:visible;mso-wrap-style:square;mso-width-percent:0;mso-height-percent:0;mso-wrap-distance-left:9pt;mso-wrap-distance-top:0;mso-wrap-distance-right:9pt;mso-wrap-distance-bottom:0;mso-position-horizontal:absolute;mso-position-horizontal-relative:text;mso-position-vertical:absolute;mso-position-vertical-relative:text;mso-width-percent:0;mso-height-percent:0;mso-width-relative:page;mso-height-relative:page;v-text-anchor:top" o:gfxdata="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" filled="f" stroked="f" strokeweight=".5pt">
+              <v:shape id="テキスト ボックス 7" o:spid="_x0000_s1026" type="#_x0000_t202" style="position:absolute;left:0;text-align:left;margin-left:103.65pt;margin-top:1.95pt;width:36.6pt;height:17.4pt;flip:x;z-index:251666439;visibility:visible;mso-wrap-style:square;mso-width-percent:0;mso-height-percent:0;mso-wrap-distance-left:9pt;mso-wrap-distance-top:0;mso-wrap-distance-right:9pt;mso-wrap-distance-bottom:0;mso-position-horizontal:absolute;mso-position-horizontal-relative:text;mso-position-vertical:absolute;mso-position-vertical-relative:text;mso-width-percent:0;mso-height-percent:0;mso-width-relative:page;mso-height-relative:page;v-text-anchor:top" o:gfxdata="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" filled="f" stroked="f" strokeweight=".5pt">
                 <v:textbox>
                   <w:txbxContent>
                     <w:p>
@@ -4205,163 +4240,224 @@
           </mc:Fallback>
         </mc:AlternateContent>
       </w:r>
+    </w:p>
+    <w:p>
+      <w:pPr>
+        <w:spacing w:line="320" w:lineRule="exact"/>
+      </w:pPr>
+    </w:p>
+    <w:p>
+      <w:pPr>
+        <w:spacing w:line="320" w:lineRule="exact"/>
+      </w:pPr>
+    </w:p>
+    <w:p>
+      <w:pPr>
+        <w:pStyle w:val="a3"/>
+        <w:numPr>
+          <w:ilvl w:val="0"/>
+          <w:numId w:val="2"/>
+        </w:numPr>
+        <w:spacing w:line="320" w:lineRule="exact"/>
+        <w:ind w:leftChars="0" w:left="986" w:hanging="357"/>
+      </w:pPr>
+      <w:r>
+        <w:ruby>
+          <w:rubyPr>
+            <w:rubyAlign w:val="distributeSpace"/>
+            <w:hps w:val="10"/>
+            <w:hpsRaise w:val="18"/>
+            <w:hpsBaseText w:val="21"/>
+            <w:lid w:val="ja-JP"/>
+          </w:rubyPr>
+          <w:rt>
+            <w:r>
+              <w:rPr>
+                <w:rFonts w:ascii="游明朝" w:eastAsia="游明朝" w:hAnsi="游明朝"/>
+                <w:sz w:val="10"/>
+              </w:rPr>
+              <w:t>かんぶ</w:t>
+            </w:r>
+          </w:rt>
+          <w:rubyBase>
+            <w:r>
+              <w:t>患部</w:t>
+            </w:r>
+          </w:rubyBase>
+        </w:ruby>
+      </w:r>
+      <w:r>
+        <w:rPr>
+          <w:rFonts w:hint="eastAsia"/>
+        </w:rPr>
+        <w:t>に</w:t>
+      </w:r>
+      <w:r>
+        <w:ruby>
+          <w:rubyPr>
+            <w:rubyAlign w:val="distributeSpace"/>
+            <w:hps w:val="10"/>
+            <w:hpsRaise w:val="18"/>
+            <w:hpsBaseText w:val="21"/>
+            <w:lid w:val="ja-JP"/>
+          </w:rubyPr>
+          <w:rt>
+            <w:r>
+              <w:rPr>
+                <w:rFonts w:ascii="游明朝" w:eastAsia="游明朝" w:hAnsi="游明朝"/>
+                <w:sz w:val="10"/>
+              </w:rPr>
+              <w:t>ちゅうにゅう</w:t>
+            </w:r>
+          </w:rt>
+          <w:rubyBase>
+            <w:r>
+              <w:t>注入</w:t>
+            </w:r>
+          </w:rubyBase>
+        </w:ruby>
+      </w:r>
+      <w:r>
+        <w:rPr>
+          <w:rFonts w:hint="eastAsia"/>
+        </w:rPr>
+        <w:t>します。</w:t>
+      </w:r>
+      <w:r>
+        <w:br/>
+      </w:r>
+      <w:r>
+        <w:rPr>
+          <w:rFonts w:hint="eastAsia"/>
+          <w:color w:val="EE0000"/>
+        </w:rPr>
+        <w:t>※</w:t>
+      </w:r>
+      <w:r>
+        <w:rPr>
+          <w:color w:val="EE0000"/>
+        </w:rPr>
+        <w:ruby>
+          <w:rubyPr>
+            <w:rubyAlign w:val="distributeSpace"/>
+            <w:hps w:val="10"/>
+            <w:hpsRaise w:val="18"/>
+            <w:hpsBaseText w:val="21"/>
+            <w:lid w:val="ja-JP"/>
+          </w:rubyPr>
+          <w:rt>
+            <w:r>
+              <w:rPr>
+                <w:rFonts w:ascii="游明朝" w:eastAsia="游明朝" w:hAnsi="游明朝"/>
+                <w:color w:val="EE0000"/>
+                <w:sz w:val="10"/>
+              </w:rPr>
+              <w:t>えんしん</w:t>
+            </w:r>
+          </w:rt>
+          <w:rubyBase>
+            <w:r>
+              <w:rPr>
+                <w:color w:val="EE0000"/>
+              </w:rPr>
+              <w:t>遠心</w:t>
+            </w:r>
+          </w:rubyBase>
+        </w:ruby>
+      </w:r>
+      <w:r>
+        <w:rPr>
+          <w:color w:val="EE0000"/>
+        </w:rPr>
+        <w:ruby>
+          <w:rubyPr>
+            <w:rubyAlign w:val="distributeSpace"/>
+            <w:hps w:val="10"/>
+            <w:hpsRaise w:val="18"/>
+            <w:hpsBaseText w:val="21"/>
+            <w:lid w:val="ja-JP"/>
+          </w:rubyPr>
+          <w:rt>
+            <w:r>
+              <w:rPr>
+                <w:rFonts w:ascii="游明朝" w:eastAsia="游明朝" w:hAnsi="游明朝"/>
+                <w:color w:val="EE0000"/>
+                <w:sz w:val="10"/>
+              </w:rPr>
+              <w:t>ぶんり</w:t>
+            </w:r>
+          </w:rt>
+          <w:rubyBase>
+            <w:r>
+              <w:rPr>
+                <w:color w:val="EE0000"/>
+              </w:rPr>
+              <w:t>分離</w:t>
+            </w:r>
+          </w:rubyBase>
+        </w:ruby>
+      </w:r>
+      <w:r>
+        <w:rPr>
+          <w:rFonts w:hint="eastAsia"/>
+          <w:color w:val="EE0000"/>
+        </w:rPr>
+        <w:t>・</w:t>
+      </w:r>
+      <w:r>
+        <w:rPr>
+          <w:color w:val="EE0000"/>
+        </w:rPr>
+        <w:ruby>
+          <w:rubyPr>
+            <w:rubyAlign w:val="distributeSpace"/>
+            <w:hps w:val="10"/>
+            <w:hpsRaise w:val="18"/>
+            <w:hpsBaseText w:val="21"/>
+            <w:lid w:val="ja-JP"/>
+          </w:rubyPr>
+          <w:rt>
+            <w:r>
+              <w:rPr>
+                <w:rFonts w:ascii="游明朝" w:eastAsia="游明朝" w:hAnsi="游明朝"/>
+                <w:color w:val="EE0000"/>
+                <w:sz w:val="10"/>
+              </w:rPr>
+              <w:t>ちょうせい</w:t>
+            </w:r>
+          </w:rt>
+          <w:rubyBase>
+            <w:r>
+              <w:rPr>
+                <w:color w:val="EE0000"/>
+              </w:rPr>
+              <w:t>調製</w:t>
+            </w:r>
+          </w:rubyBase>
+        </w:ruby>
+      </w:r>
+    </w:p>
+    <w:p>
+      <w:pPr>
+        <w:spacing w:line="320" w:lineRule="exact"/>
+      </w:pPr>
       <w:r>
         <w:rPr>
           <w:noProof/>
         </w:rPr>
         <w:drawing>
-          <wp:anchor distT="0" distB="0" distL="114300" distR="114300" simplePos="0" relativeHeight="251664391" behindDoc="0" locked="0" layoutInCell="1" allowOverlap="1" wp14:anchorId="316D679A" wp14:editId="7F6BE3FD">
+          <wp:anchor distT="0" distB="0" distL="114300" distR="114300" simplePos="0" relativeHeight="251664391" behindDoc="0" locked="0" layoutInCell="1" allowOverlap="1" wp14:anchorId="0FE74DC3" wp14:editId="379EDFEC">
             <wp:simplePos x="0" y="0"/>
-            <wp:positionH relativeFrom="column">
-              <wp:posOffset>3329940</wp:posOffset>
+            <wp:positionH relativeFrom="margin">
+              <wp:posOffset>353695</wp:posOffset>
             </wp:positionH>
             <wp:positionV relativeFrom="paragraph">
-              <wp:posOffset>174625</wp:posOffset>
+              <wp:posOffset>90170</wp:posOffset>
             </wp:positionV>
-            <wp:extent cx="657225" cy="1037590"/>
-            <wp:effectExtent l="0" t="0" r="9525" b="0"/>
-            <wp:wrapThrough wrapText="bothSides">
-              <wp:wrapPolygon edited="0">
-                <wp:start x="0" y="0"/>
-                <wp:lineTo x="0" y="21018"/>
-                <wp:lineTo x="21287" y="21018"/>
-                <wp:lineTo x="21287" y="0"/>
-                <wp:lineTo x="0" y="0"/>
-              </wp:wrapPolygon>
-            </wp:wrapThrough>
-            <wp:docPr id="1620675113" name="図 13" descr="グラフ&#10;&#10;自動的に生成された説明"/>
-            <wp:cNvGraphicFramePr>
-              <a:graphicFrameLocks xmlns:a="http://schemas.openxmlformats.org/drawingml/2006/main" noChangeAspect="1"/>
-            </wp:cNvGraphicFramePr>
-            <a:graphic xmlns:a="http://schemas.openxmlformats.org/drawingml/2006/main">
-              <a:graphicData uri="http://schemas.openxmlformats.org/drawingml/2006/picture">
-                <pic:pic xmlns:pic="http://schemas.openxmlformats.org/drawingml/2006/picture">
-                  <pic:nvPicPr>
-                    <pic:cNvPr id="1174181180" name="図 13" descr="グラフ&#10;&#10;自動的に生成された説明"/>
-                    <pic:cNvPicPr>
-                      <a:picLocks noChangeAspect="1" noChangeArrowheads="1"/>
-                    </pic:cNvPicPr>
-                  </pic:nvPicPr>
-                  <pic:blipFill>
-                    <a:blip r:embed="rId17" cstate="print">
-                      <a:extLst>
-                        <a:ext uri="{28A0092B-C50C-407E-A947-70E740481C1C}">
-                          <a14:useLocalDpi xmlns:a14="http://schemas.microsoft.com/office/drawing/2010/main" val="0"/>
-                        </a:ext>
-                      </a:extLst>
-                    </a:blip>
-                    <a:srcRect/>
-                    <a:stretch>
-                      <a:fillRect/>
-                    </a:stretch>
-                  </pic:blipFill>
-                  <pic:spPr bwMode="auto">
-                    <a:xfrm>
-                      <a:off x="0" y="0"/>
-                      <a:ext cx="657225" cy="1037590"/>
-                    </a:xfrm>
-                    <a:prstGeom prst="rect">
-                      <a:avLst/>
-                    </a:prstGeom>
-                    <a:noFill/>
-                    <a:ln>
-                      <a:noFill/>
-                    </a:ln>
-                  </pic:spPr>
-                </pic:pic>
-              </a:graphicData>
-            </a:graphic>
-            <wp14:sizeRelH relativeFrom="margin">
-              <wp14:pctWidth>0</wp14:pctWidth>
-            </wp14:sizeRelH>
-            <wp14:sizeRelV relativeFrom="margin">
-              <wp14:pctHeight>0</wp14:pctHeight>
-            </wp14:sizeRelV>
-          </wp:anchor>
-        </w:drawing>
-      </w:r>
-      <w:r>
-        <w:rPr>
-          <w:rFonts w:ascii="メイリオ" w:eastAsia="メイリオ" w:hAnsi="メイリオ" w:cs="メイリオ"/>
-          <w:noProof/>
-        </w:rPr>
-        <w:drawing>
-          <wp:anchor distT="0" distB="0" distL="114300" distR="114300" simplePos="0" relativeHeight="251658247" behindDoc="0" locked="0" layoutInCell="1" allowOverlap="1" wp14:anchorId="579CA1E6" wp14:editId="3011C2E6">
-            <wp:simplePos x="0" y="0"/>
-            <wp:positionH relativeFrom="column">
-              <wp:posOffset>4975156</wp:posOffset>
-            </wp:positionH>
-            <wp:positionV relativeFrom="paragraph">
-              <wp:posOffset>308213</wp:posOffset>
-            </wp:positionV>
-            <wp:extent cx="454398" cy="454968"/>
-            <wp:effectExtent l="18733" t="19367" r="21907" b="2858"/>
-            <wp:wrapNone/>
-            <wp:docPr id="368502296" name="図 368502296" descr="sick_chuusya"/>
-            <wp:cNvGraphicFramePr>
-              <a:graphicFrameLocks xmlns:a="http://schemas.openxmlformats.org/drawingml/2006/main" noChangeAspect="1"/>
-            </wp:cNvGraphicFramePr>
-            <a:graphic xmlns:a="http://schemas.openxmlformats.org/drawingml/2006/main">
-              <a:graphicData uri="http://schemas.openxmlformats.org/drawingml/2006/picture">
-                <pic:pic xmlns:pic="http://schemas.openxmlformats.org/drawingml/2006/picture">
-                  <pic:nvPicPr>
-                    <pic:cNvPr id="1" name="図 6" descr="sick_chuusya"/>
-                    <pic:cNvPicPr>
-                      <a:picLocks noChangeAspect="1"/>
-                    </pic:cNvPicPr>
-                  </pic:nvPicPr>
-                  <pic:blipFill>
-                    <a:blip r:embed="rId18" cstate="print">
-                      <a:extLst>
-                        <a:ext uri="{28A0092B-C50C-407E-A947-70E740481C1C}">
-                          <a14:useLocalDpi xmlns:a14="http://schemas.microsoft.com/office/drawing/2010/main" val="0"/>
-                        </a:ext>
-                      </a:extLst>
-                    </a:blip>
-                    <a:srcRect/>
-                    <a:stretch>
-                      <a:fillRect/>
-                    </a:stretch>
-                  </pic:blipFill>
-                  <pic:spPr bwMode="auto">
-                    <a:xfrm rot="38079478">
-                      <a:off x="0" y="0"/>
-                      <a:ext cx="456291" cy="456863"/>
-                    </a:xfrm>
-                    <a:prstGeom prst="rect">
-                      <a:avLst/>
-                    </a:prstGeom>
-                    <a:noFill/>
-                  </pic:spPr>
-                </pic:pic>
-              </a:graphicData>
-            </a:graphic>
-            <wp14:sizeRelH relativeFrom="page">
-              <wp14:pctWidth>0</wp14:pctWidth>
-            </wp14:sizeRelH>
-            <wp14:sizeRelV relativeFrom="page">
-              <wp14:pctHeight>0</wp14:pctHeight>
-            </wp14:sizeRelV>
-          </wp:anchor>
-        </w:drawing>
-      </w:r>
-      <w:r>
-        <w:rPr>
-          <w:noProof/>
-        </w:rPr>
-        <w:drawing>
-          <wp:anchor distT="0" distB="0" distL="114300" distR="114300" simplePos="0" relativeHeight="251658244" behindDoc="0" locked="0" layoutInCell="1" allowOverlap="1" wp14:anchorId="6683970A" wp14:editId="61463BF7">
-            <wp:simplePos x="0" y="0"/>
-            <wp:positionH relativeFrom="margin">
-              <wp:posOffset>1937385</wp:posOffset>
-            </wp:positionH>
-            <wp:positionV relativeFrom="paragraph">
-              <wp:posOffset>101600</wp:posOffset>
-            </wp:positionV>
-            <wp:extent cx="1028700" cy="970915"/>
-            <wp:effectExtent l="0" t="0" r="0" b="635"/>
+            <wp:extent cx="1320800" cy="876300"/>
+            <wp:effectExtent l="0" t="0" r="0" b="0"/>
             <wp:wrapSquare wrapText="bothSides"/>
-            <wp:docPr id="6" name="図 6" descr="じょうごグラフ&#10;&#10;自動的に生成された説明"/>
+            <wp:docPr id="9" name="図 9" descr="じょうごグラフ&#10;&#10;自動的に生成された説明"/>
             <wp:cNvGraphicFramePr>
               <a:graphicFrameLocks xmlns:a="http://schemas.openxmlformats.org/drawingml/2006/main" noChangeAspect="1"/>
             </wp:cNvGraphicFramePr>
@@ -4380,13 +4476,13 @@
                         </a:ext>
                       </a:extLst>
                     </a:blip>
-                    <a:srcRect l="2957" r="73935" b="11055"/>
+                    <a:srcRect l="63031"/>
                     <a:stretch/>
                   </pic:blipFill>
                   <pic:spPr bwMode="auto">
                     <a:xfrm>
                       <a:off x="0" y="0"/>
-                      <a:ext cx="1028700" cy="970915"/>
+                      <a:ext cx="1320800" cy="876300"/>
                     </a:xfrm>
                     <a:prstGeom prst="rect">
                       <a:avLst/>
@@ -4412,64 +4508,27 @@
           </wp:anchor>
         </w:drawing>
       </w:r>
-      <w:r>
-        <w:rPr>
-          <w:noProof/>
-        </w:rPr>
-        <w:drawing>
-          <wp:inline distT="0" distB="0" distL="0" distR="0" wp14:anchorId="4B151E3D" wp14:editId="59309E3A">
-            <wp:extent cx="1009122" cy="1017905"/>
-            <wp:effectExtent l="0" t="0" r="0" b="0"/>
-            <wp:docPr id="7" name="図 7"/>
-            <wp:cNvGraphicFramePr>
-              <a:graphicFrameLocks xmlns:a="http://schemas.openxmlformats.org/drawingml/2006/main" noChangeAspect="1"/>
-            </wp:cNvGraphicFramePr>
-            <a:graphic xmlns:a="http://schemas.openxmlformats.org/drawingml/2006/main">
-              <a:graphicData uri="http://schemas.openxmlformats.org/drawingml/2006/picture">
-                <pic:pic xmlns:pic="http://schemas.openxmlformats.org/drawingml/2006/picture">
-                  <pic:nvPicPr>
-                    <pic:cNvPr id="0" name="Picture 4"/>
-                    <pic:cNvPicPr>
-                      <a:picLocks noChangeAspect="1" noChangeArrowheads="1"/>
-                    </pic:cNvPicPr>
-                  </pic:nvPicPr>
-                  <pic:blipFill rotWithShape="1">
-                    <a:blip r:embed="rId19" cstate="print">
-                      <a:extLst>
-                        <a:ext uri="{28A0092B-C50C-407E-A947-70E740481C1C}">
-                          <a14:useLocalDpi xmlns:a14="http://schemas.microsoft.com/office/drawing/2010/main" val="0"/>
-                        </a:ext>
-                      </a:extLst>
-                    </a:blip>
-                    <a:srcRect l="12645" r="12922"/>
-                    <a:stretch/>
-                  </pic:blipFill>
-                  <pic:spPr bwMode="auto">
-                    <a:xfrm>
-                      <a:off x="0" y="0"/>
-                      <a:ext cx="1015034" cy="1023868"/>
-                    </a:xfrm>
-                    <a:prstGeom prst="rect">
-                      <a:avLst/>
-                    </a:prstGeom>
-                    <a:noFill/>
-                    <a:ln>
-                      <a:noFill/>
-                    </a:ln>
-                    <a:extLst>
-                      <a:ext uri="{53640926-AAD7-44D8-BBD7-CCE9431645EC}">
-                        <a14:shadowObscured xmlns:a14="http://schemas.microsoft.com/office/drawing/2010/main"/>
-                      </a:ext>
-                    </a:extLst>
-                  </pic:spPr>
-                </pic:pic>
-              </a:graphicData>
-            </a:graphic>
-          </wp:inline>
-        </w:drawing>
-      </w:r>
     </w:p>
-    <w:p/>
+    <w:p>
+      <w:pPr>
+        <w:spacing w:line="320" w:lineRule="exact"/>
+      </w:pPr>
+    </w:p>
+    <w:p>
+      <w:pPr>
+        <w:spacing w:line="320" w:lineRule="exact"/>
+      </w:pPr>
+    </w:p>
+    <w:p>
+      <w:pPr>
+        <w:spacing w:line="320" w:lineRule="exact"/>
+      </w:pPr>
+    </w:p>
+    <w:p>
+      <w:pPr>
+        <w:spacing w:line="320" w:lineRule="exact"/>
+      </w:pPr>
+    </w:p>
     <w:p>
       <w:pPr>
         <w:pStyle w:val="a3"/>
@@ -5373,30 +5432,6 @@
         </w:rPr>
         <w:t>こりにくいです。</w:t>
       </w:r>
-    </w:p>
-    <w:p>
-      <w:pPr>
-        <w:pStyle w:val="a3"/>
-        <w:ind w:leftChars="0" w:left="420"/>
-      </w:pPr>
-    </w:p>
-    <w:p>
-      <w:pPr>
-        <w:pStyle w:val="a3"/>
-        <w:ind w:leftChars="0" w:left="420"/>
-      </w:pPr>
-    </w:p>
-    <w:p>
-      <w:pPr>
-        <w:pStyle w:val="a3"/>
-        <w:ind w:leftChars="0" w:left="420"/>
-      </w:pPr>
-    </w:p>
-    <w:p>
-      <w:pPr>
-        <w:pStyle w:val="a3"/>
-        <w:ind w:leftChars="0" w:left="420"/>
-      </w:pPr>
     </w:p>
     <w:p>
       <w:pPr>
@@ -7747,7 +7782,15 @@
                 <w:rFonts w:hint="eastAsia"/>
                 <w:szCs w:val="21"/>
               </w:rPr>
-              <w:t>うため</w:t>
+              <w:t>う</w:t>
+            </w:r>
+            <w:r>
+              <w:rPr>
+                <w:rFonts w:hint="eastAsia"/>
+                <w:szCs w:val="21"/>
+              </w:rPr>
+              <w:lastRenderedPageBreak/>
+              <w:t>ため</w:t>
             </w:r>
             <w:r>
               <w:rPr>
@@ -7948,6 +7991,7 @@
                 <w:rFonts w:hint="eastAsia"/>
                 <w:szCs w:val="21"/>
               </w:rPr>
+              <w:lastRenderedPageBreak/>
               <w:t>アレルギー</w:t>
             </w:r>
             <w:r>
@@ -8243,16 +8287,6 @@
           <w:szCs w:val="32"/>
         </w:rPr>
       </w:pPr>
-    </w:p>
-    <w:p>
-      <w:pPr>
-        <w:rPr>
-          <w:b/>
-          <w:bCs/>
-          <w:sz w:val="32"/>
-          <w:szCs w:val="32"/>
-        </w:rPr>
-      </w:pPr>
       <w:r>
         <w:rPr>
           <w:rFonts w:hint="eastAsia"/>
@@ -8841,7 +8875,6 @@
         <w:pStyle w:val="a3"/>
         <w:ind w:leftChars="0" w:left="990"/>
         <w:rPr>
-          <w:rFonts w:hint="eastAsia"/>
           <w:color w:val="EE0000"/>
         </w:rPr>
       </w:pPr>
@@ -10280,6 +10313,7 @@
         <w:rPr>
           <w:rFonts w:hint="eastAsia"/>
         </w:rPr>
+        <w:lastRenderedPageBreak/>
         <w:t>あなたの</w:t>
       </w:r>
       <w:r>
@@ -10640,7 +10674,6 @@
           <w:color w:val="00B050"/>
           <w:sz w:val="22"/>
         </w:rPr>
-        <w:lastRenderedPageBreak/>
         <w:t>{{</w:t>
       </w:r>
       <w:r>
@@ -10668,7 +10701,7 @@
       </w:pPr>
     </w:p>
     <w:sectPr>
-      <w:headerReference w:type="default" r:id="rId20"/>
+      <w:headerReference w:type="default" r:id="rId18"/>
       <w:pgSz w:w="11906" w:h="16838"/>
       <w:pgMar w:top="1701" w:right="1418" w:bottom="1701" w:left="1134" w:header="851" w:footer="992" w:gutter="0"/>
       <w:cols w:space="425"/>
@@ -11794,13 +11827,33 @@
   <a:extraClrSchemeLst/>
   <a:extLst>
     <a:ext uri="{05A4C25C-085E-4340-85A3-A5531E510DB2}">
-      <thm15:themeFamily xmlns="" xmlns:thm15="http://schemas.microsoft.com/office/thememl/2012/main" name="Office Theme" id="{62F939B6-93AF-4DB8-9C6B-D6C7DFDC589F}" vid="{4A3C46E8-61CC-4603-A589-7422A47A8E4A}"/>
+      <thm15:themeFamily xmlns:thm15="http://schemas.microsoft.com/office/thememl/2012/main" xmlns="" name="Office Theme" id="{62F939B6-93AF-4DB8-9C6B-D6C7DFDC589F}" vid="{4A3C46E8-61CC-4603-A589-7422A47A8E4A}"/>
     </a:ext>
   </a:extLst>
 </a:theme>
 </file>
 
 <file path=customXml/item1.xml><?xml version="1.0" encoding="utf-8"?>
+<?mso-contentType ?>
+<FormTemplates xmlns="http://schemas.microsoft.com/sharepoint/v3/contenttype/forms">
+  <Display>DocumentLibraryForm</Display>
+  <Edit>DocumentLibraryForm</Edit>
+  <New>DocumentLibraryForm</New>
+</FormTemplates>
+</file>
+
+<file path=customXml/item2.xml><?xml version="1.0" encoding="utf-8"?>
+<p:properties xmlns:p="http://schemas.microsoft.com/office/2006/metadata/properties" xmlns:xsi="http://www.w3.org/2001/XMLSchema-instance" xmlns:pc="http://schemas.microsoft.com/office/infopath/2007/PartnerControls">
+  <documentManagement>
+    <lcf76f155ced4ddcb4097134ff3c332f xmlns="de1ba629-2ef5-49ac-9285-140fa60976af">
+      <Terms xmlns="http://schemas.microsoft.com/office/infopath/2007/PartnerControls"/>
+    </lcf76f155ced4ddcb4097134ff3c332f>
+    <TaxCatchAll xmlns="4d7fb8f6-9384-49ba-9078-0024065d699e" xsi:nil="true"/>
+  </documentManagement>
+</p:properties>
+</file>
+
+<file path=customXml/item3.xml><?xml version="1.0" encoding="utf-8"?>
 <ct:contentTypeSchema xmlns:ct="http://schemas.microsoft.com/office/2006/metadata/contentType" xmlns:ma="http://schemas.microsoft.com/office/2006/metadata/properties/metaAttributes" ct:_="" ma:_="" ma:contentTypeName="ドキュメント" ma:contentTypeID="0x010100B9F3419BC2D8D64D830E9AEB8963277A" ma:contentTypeVersion="12" ma:contentTypeDescription="新しいドキュメントを作成します。" ma:contentTypeScope="" ma:versionID="aaae8dea08b675139fd36b71e1da83a8">
   <xsd:schema xmlns:xsd="http://www.w3.org/2001/XMLSchema" xmlns:xs="http://www.w3.org/2001/XMLSchema" xmlns:p="http://schemas.microsoft.com/office/2006/metadata/properties" xmlns:ns2="de1ba629-2ef5-49ac-9285-140fa60976af" xmlns:ns3="4d7fb8f6-9384-49ba-9078-0024065d699e" targetNamespace="http://schemas.microsoft.com/office/2006/metadata/properties" ma:root="true" ma:fieldsID="845626131e878e0396b23398a507c366" ns2:_="" ns3:_="">
     <xsd:import namespace="de1ba629-2ef5-49ac-9285-140fa60976af"/>
@@ -12001,31 +12054,30 @@
 </ct:contentTypeSchema>
 </file>
 
-<file path=customXml/item2.xml><?xml version="1.0" encoding="utf-8"?>
-<p:properties xmlns:p="http://schemas.microsoft.com/office/2006/metadata/properties" xmlns:xsi="http://www.w3.org/2001/XMLSchema-instance" xmlns:pc="http://schemas.microsoft.com/office/infopath/2007/PartnerControls">
-  <documentManagement>
-    <lcf76f155ced4ddcb4097134ff3c332f xmlns="de1ba629-2ef5-49ac-9285-140fa60976af">
-      <Terms xmlns="http://schemas.microsoft.com/office/infopath/2007/PartnerControls"/>
-    </lcf76f155ced4ddcb4097134ff3c332f>
-    <TaxCatchAll xmlns="4d7fb8f6-9384-49ba-9078-0024065d699e" xsi:nil="true"/>
-  </documentManagement>
-</p:properties>
-</file>
-
-<file path=customXml/item3.xml><?xml version="1.0" encoding="utf-8"?>
-<?mso-contentType ?>
-<FormTemplates xmlns="http://schemas.microsoft.com/sharepoint/v3/contenttype/forms">
-  <Display>DocumentLibraryForm</Display>
-  <Edit>DocumentLibraryForm</Edit>
-  <New>DocumentLibraryForm</New>
-</FormTemplates>
-</file>
-
 <file path=customXml/item4.xml><?xml version="1.0" encoding="utf-8"?>
 <b:Sources xmlns:b="http://schemas.openxmlformats.org/officeDocument/2006/bibliography" xmlns="http://schemas.openxmlformats.org/officeDocument/2006/bibliography" SelectedStyle="\APASixthEditionOfficeOnline.xsl" StyleName="APA" Version="6"/>
 </file>
 
 <file path=customXml/itemProps1.xml><?xml version="1.0" encoding="utf-8"?>
+<ds:datastoreItem xmlns:ds="http://schemas.openxmlformats.org/officeDocument/2006/customXml" ds:itemID="{5599F5E8-E238-422D-80BB-883F821FDF90}">
+  <ds:schemaRefs>
+    <ds:schemaRef ds:uri="http://schemas.microsoft.com/sharepoint/v3/contenttype/forms"/>
+  </ds:schemaRefs>
+</ds:datastoreItem>
+</file>
+
+<file path=customXml/itemProps2.xml><?xml version="1.0" encoding="utf-8"?>
+<ds:datastoreItem xmlns:ds="http://schemas.openxmlformats.org/officeDocument/2006/customXml" ds:itemID="{309F9509-F8D5-4F29-BE75-A18B16A3921C}">
+  <ds:schemaRefs>
+    <ds:schemaRef ds:uri="http://schemas.microsoft.com/office/2006/metadata/properties"/>
+    <ds:schemaRef ds:uri="http://schemas.microsoft.com/office/infopath/2007/PartnerControls"/>
+    <ds:schemaRef ds:uri="de1ba629-2ef5-49ac-9285-140fa60976af"/>
+    <ds:schemaRef ds:uri="4d7fb8f6-9384-49ba-9078-0024065d699e"/>
+  </ds:schemaRefs>
+</ds:datastoreItem>
+</file>
+
+<file path=customXml/itemProps3.xml><?xml version="1.0" encoding="utf-8"?>
 <ds:datastoreItem xmlns:ds="http://schemas.openxmlformats.org/officeDocument/2006/customXml" ds:itemID="{2750CE54-B6D6-4EC9-89F3-BDD8F01F7AE6}">
   <ds:schemaRefs>
     <ds:schemaRef ds:uri="http://schemas.microsoft.com/office/2006/metadata/contentType"/>
@@ -12044,27 +12096,8 @@
 </ds:datastoreItem>
 </file>
 
-<file path=customXml/itemProps2.xml><?xml version="1.0" encoding="utf-8"?>
-<ds:datastoreItem xmlns:ds="http://schemas.openxmlformats.org/officeDocument/2006/customXml" ds:itemID="{309F9509-F8D5-4F29-BE75-A18B16A3921C}">
-  <ds:schemaRefs>
-    <ds:schemaRef ds:uri="http://schemas.microsoft.com/office/2006/metadata/properties"/>
-    <ds:schemaRef ds:uri="http://schemas.microsoft.com/office/infopath/2007/PartnerControls"/>
-    <ds:schemaRef ds:uri="de1ba629-2ef5-49ac-9285-140fa60976af"/>
-    <ds:schemaRef ds:uri="4d7fb8f6-9384-49ba-9078-0024065d699e"/>
-  </ds:schemaRefs>
-</ds:datastoreItem>
-</file>
-
-<file path=customXml/itemProps3.xml><?xml version="1.0" encoding="utf-8"?>
-<ds:datastoreItem xmlns:ds="http://schemas.openxmlformats.org/officeDocument/2006/customXml" ds:itemID="{5599F5E8-E238-422D-80BB-883F821FDF90}">
-  <ds:schemaRefs>
-    <ds:schemaRef ds:uri="http://schemas.microsoft.com/sharepoint/v3/contenttype/forms"/>
-  </ds:schemaRefs>
-</ds:datastoreItem>
-</file>
-
 <file path=customXml/itemProps4.xml><?xml version="1.0" encoding="utf-8"?>
-<ds:datastoreItem xmlns:ds="http://schemas.openxmlformats.org/officeDocument/2006/customXml" ds:itemID="{E3F3DC07-54C6-4590-863E-3F4D2F1A0F9E}">
+<ds:datastoreItem xmlns:ds="http://schemas.openxmlformats.org/officeDocument/2006/customXml" ds:itemID="{FA7CB969-44AE-41E0-8FC5-5FA2FEBB2016}">
   <ds:schemaRefs>
     <ds:schemaRef ds:uri="http://schemas.openxmlformats.org/officeDocument/2006/bibliography"/>
   </ds:schemaRefs>
